--- a/3 CANDLESTICK REVERSAL PROTOCOL.docx
+++ b/3 CANDLESTICK REVERSAL PROTOCOL.docx
@@ -1716,7 +1716,30 @@
           <w:szCs w:val="21"/>
           <w:lang w:eastAsia="en-KE"/>
         </w:rPr>
-        <w:t>Lower wick ≥ 2× body length. Upper wick &lt; 0.5× body length. Body in upper third of candle range</w:t>
+        <w:t>Low</w:t>
+      </w:r>
+      <w:r>
+        <w:t xml:space="preserve"> </w:t>
+      </w:r>
+      <w:r>
+        <w:rPr>
+          <w:rFonts w:ascii="Inter" w:eastAsia="Times New Roman" w:hAnsi="Inter" w:cs="Times New Roman"/>
+          <w:color w:val="F4F0EB"/>
+          <w:sz w:val="21"/>
+          <w:szCs w:val="21"/>
+          <w:lang w:eastAsia="en-KE"/>
+        </w:rPr>
+        <w:t>Lower wick ≥ 2× body length. Upper wick ≤ 0.25× body length (or &lt;10% of total range). Body closes in upper 33% of candle range.</w:t>
+      </w:r>
+      <w:r>
+        <w:rPr>
+          <w:rFonts w:ascii="Inter" w:eastAsia="Times New Roman" w:hAnsi="Inter" w:cs="Times New Roman"/>
+          <w:color w:val="F4F0EB"/>
+          <w:sz w:val="21"/>
+          <w:szCs w:val="21"/>
+          <w:lang w:eastAsia="en-KE"/>
+        </w:rPr>
+        <w:t>er wick ≥ 2× body length. Upper wick &lt; 0.5× body length. Body in upper third of candle range</w:t>
       </w:r>
     </w:p>
     <w:p>
@@ -2120,6 +2143,7 @@
           <w:bdr w:val="single" w:sz="2" w:space="0" w:color="E5E7EB" w:frame="1"/>
           <w:lang w:eastAsia="en-KE"/>
         </w:rPr>
+        <w:lastRenderedPageBreak/>
         <w:t>Entry:</w:t>
       </w:r>
     </w:p>
@@ -2153,7 +2177,6 @@
           <w:szCs w:val="21"/>
           <w:lang w:eastAsia="en-KE"/>
         </w:rPr>
-        <w:lastRenderedPageBreak/>
         <w:t>Wait for C4 (confirmation candle) to close beyond C3's extreme in expected direction</w:t>
       </w:r>
     </w:p>
